--- a/seed_docs/BC-TX-10W96-Note-and-Guaranty.docx
+++ b/seed_docs/BC-TX-10W96-Note-and-Guaranty.docx
@@ -247,7 +247,7 @@
           <w:i w:val="0"/>
           <w:sz w:val="22"/>
         </w:rPr>
-        <w:t>Borrower will receive $180,000.00 for the purchase and/or rehabilitation of the collateralized Property and other fees as reflected in the final settlement statement. Those funds shall be used for the purchase, rehabilitation, holding, taxes, and fees associated with acquiring and selling the Property referred to as 10 W 96th Terrace, Kansas City, MO 64114.</w:t>
+        <w:t>Borrower will receive $180,000.00 solely for the purchase of the Property referred to as 10 W 96th Terrace, Kansas City, MO 64114. This is a transactional loan. The proceeds shall not be used for rehabilitation, construction, or any purpose other than acquisition of the Property as reflected on the A-B settlement statement.</w:t>
       </w:r>
     </w:p>
     <w:p>
@@ -292,7 +292,7 @@
           <w:i w:val="0"/>
           <w:sz w:val="22"/>
         </w:rPr>
-        <w:t>If the Property is not sold and closed by September 15, 2026, Borrower will pay an interest-only payment of 2% of the outstanding principal, due and payable on September 15, 2026, in the amount of $3,600.00, for a one-month extension. If the loan is not repaid by September 22, 2026, Borrower will execute a quitclaim deed to the Property upon Lender’s request.</w:t>
+        <w:t>This Note is due in full at the end of the business day on September 11, 2026. There are no automatic extension options. Any extension, if granted, must be negotiated and agreed in a writing signed by Lender before that deadline. Failure to pay in full by the end of the business day on September 11, 2026 is a default. Lender’s other remedies under this Note and the Deed of Trust remain available after default’s request.</w:t>
       </w:r>
     </w:p>
     <w:p>
@@ -307,7 +307,7 @@
           <w:i w:val="0"/>
           <w:sz w:val="22"/>
         </w:rPr>
-        <w:t>Payments, when required, shall be set up on automatic ACH and due on the 15th of the month. Borrower agrees to put the ACH authorization in place no later than three (3) days before the payment date if a closing on the Property has not occurred before that date. An interest payment is late if not made on the specified date. If payment is not made on that date, a late charge of 2% per day on the missed interest payment will apply, equal to $100.00 for each day the payment is late, in addition to the original interest payment.</w:t>
+        <w:t>The principal and the Additional Payment are due in a single payoff at or before the end of the business day on September 11, 2026, typically from B-C settlement proceeds. Monthly ACH interest is not required on this transactional loan unless Lender later agrees to an extension in writing. An interest payment is late if not made on the specified date. If payment is not made on that date, a late charge of 2% per day on the missed interest payment will apply, equal to $100.00 for each day the payment is late, in addition to the original interest payment.</w:t>
       </w:r>
     </w:p>
     <w:p>
